--- a/scorecard-General/PAGINA-2BI/academia/materiales/09_Premium_Plan_Negocio.docx
+++ b/scorecard-General/PAGINA-2BI/academia/materiales/09_Premium_Plan_Negocio.docx
@@ -263,7 +263,7 @@
           <w:sz w:val="22"/>
           <w:szCs w:val="22"/>
         </w:rPr>
-        <w:t xml:space="preserve">Todo lo del Estándar más 4 sesiones avanzadas: Microsoft Fabric con Direct Lake, Python + Semantic Link, AI agents con n8n + Anthropic, y mentoría extendida 60 días con revisión de 3 dashboards.</w:t>
+        <w:t xml:space="preserve">Todo lo del Estándar más 4 sesiones avanzadas en Power BI puro: patterns DAX empresariales (cohorts, ABC, RFM, churn), visualización avanzada con custom visuals y temas profundos, producción corporativa con .pbip + TMDL + Git, y mentoría extendida 60 días con revisión de 3 dashboards.</w:t>
       </w:r>
     </w:p>
     <w:p>
@@ -1508,7 +1508,7 @@
                 <w:sz w:val="20"/>
                 <w:szCs w:val="20"/>
               </w:rPr>
-              <w:t xml:space="preserve">Domina Power BI pero sabe que viene Fabric, Python y AI agents. Necesita el stack completo o queda obsoleto.</w:t>
+              <w:t xml:space="preserve">Domina Power BI pero sabe que viene Power BI Premium, Python y AI agents. Necesita el stack completo o queda obsoleto.</w:t>
             </w:r>
           </w:p>
         </w:tc>
@@ -1580,7 +1580,7 @@
                 <w:sz w:val="20"/>
                 <w:szCs w:val="20"/>
               </w:rPr>
-              <w:t xml:space="preserve">‘El stack BI completo: Power BI + Fabric + Python + AI agents. Para perfiles que ya saben Power BI y quieren más.’</w:t>
+              <w:t xml:space="preserve">‘El stack BI completo: Power BI + Power BI Premium + Python + AI agents. Para perfiles que ya saben Power BI y quieren más.’</w:t>
             </w:r>
           </w:p>
         </w:tc>
@@ -1762,7 +1762,7 @@
           <w:sz w:val="22"/>
           <w:szCs w:val="22"/>
         </w:rPr>
-        <w:t xml:space="preserve">Su empresa anuncia migración a Microsoft Fabric.</w:t>
+        <w:t xml:space="preserve">Su empresa anuncia migración a Power BI Premium.</w:t>
       </w:r>
     </w:p>
     <w:p>
@@ -2978,7 +2978,7 @@
           <w:sz w:val="22"/>
           <w:szCs w:val="22"/>
         </w:rPr>
-        <w:t xml:space="preserve">El funnel B2C del tier PREMIUM tiene un pipeline corto (1-3 semanas). Se optimiza con automatización n8n.</w:t>
+        <w:t xml:space="preserve">El funnel B2C del tier PREMIUM tiene un pipeline corto (1-3 semanas). Se optimiza con automatización Power BI Subscriptions.</w:t>
       </w:r>
     </w:p>
     <w:tbl>
@@ -3529,7 +3529,7 @@
                 <w:sz w:val="20"/>
                 <w:szCs w:val="20"/>
               </w:rPr>
-              <w:t xml:space="preserve">n8n + Mailchimp</w:t>
+              <w:t xml:space="preserve">Power BI Subscriptions + Mailchimp</w:t>
             </w:r>
           </w:p>
         </w:tc>
@@ -3706,7 +3706,7 @@
                 <w:sz w:val="20"/>
                 <w:szCs w:val="20"/>
               </w:rPr>
-              <w:t xml:space="preserve">n8n drip</w:t>
+              <w:t xml:space="preserve">Power BI Subscriptions drip</w:t>
             </w:r>
           </w:p>
         </w:tc>
@@ -4417,7 +4417,7 @@
                 <w:sz w:val="20"/>
                 <w:szCs w:val="20"/>
               </w:rPr>
-              <w:t xml:space="preserve">Documentación pública existe. Pero un instructor que te corrige tu propia arquitectura Fabric vale 50× más que un blog.</w:t>
+              <w:t xml:space="preserve">Documentación pública existe. Pero un instructor que te corrige tu propia arquitectura Power BI Premium vale 50× más que un blog.</w:t>
             </w:r>
           </w:p>
         </w:tc>
@@ -4489,7 +4489,7 @@
                 <w:sz w:val="20"/>
                 <w:szCs w:val="20"/>
               </w:rPr>
-              <w:t xml:space="preserve">Si Fabric, Python y AI no te interesan en los próximos 12 meses, el Estándar es perfecto. Si sí — es el momento.</w:t>
+              <w:t xml:space="preserve">Si Power BI Premium, Python y AI no te interesan en los próximos 12 meses, el Estándar es perfecto. Si sí — es el momento.</w:t>
             </w:r>
           </w:p>
         </w:tc>
@@ -4517,7 +4517,7 @@
           <w:sz w:val="36"/>
           <w:szCs w:val="36"/>
         </w:rPr>
-        <w:t xml:space="preserve">5. Automatización con n8n + AI</w:t>
+        <w:t xml:space="preserve">5. Automatización con Power BI Subscriptions + AI</w:t>
       </w:r>
     </w:p>
     <w:p>
@@ -4581,7 +4581,7 @@
           <w:sz w:val="22"/>
           <w:szCs w:val="22"/>
         </w:rPr>
-        <w:t xml:space="preserve">Webhook → n8n recibe email → valida con MX lookup → envía PDF cheat sheet → crea contacto en Notion CRM → inicia secuencia de 5 emails drip.</w:t>
+        <w:t xml:space="preserve">Webhook → Power BI Subscriptions recibe email → valida con MX lookup → envía PDF cheat sheet → crea contacto en Notion CRM → inicia secuencia de 5 emails drip.</w:t>
       </w:r>
     </w:p>
     <w:p>
@@ -4613,7 +4613,7 @@
           <w:sz w:val="22"/>
           <w:szCs w:val="22"/>
         </w:rPr>
-        <w:t xml:space="preserve">Calendly → webhook → n8n agrega evento al Google Calendar + envía email de confirmación con cuestionario diagnóstico (Tally) → 24 hrs antes manda reminder → al finalizar, dispara email de propuesta automática usando datos del cuestionario + LLM (Claude Sonnet) que personaliza el saludo.</w:t>
+        <w:t xml:space="preserve">Calendly → webhook → Power BI Subscriptions agrega evento al Google Calendar + envía email de confirmación con cuestionario diagnóstico (Tally) → 24 hrs antes manda reminder → al finalizar, dispara email de propuesta automática usando datos del cuestionario + LLM (Claude Sonnet) que personaliza el saludo.</w:t>
       </w:r>
     </w:p>
     <w:p>
@@ -4645,7 +4645,7 @@
           <w:sz w:val="22"/>
           <w:szCs w:val="22"/>
         </w:rPr>
-        <w:t xml:space="preserve">Pago confirmado en Stripe → n8n crea carpeta Drive → comparte plantillas → agrega a grupo WhatsApp → registra en Notion como 'Alumno Activo' → envía email de bienvenida con calendario.</w:t>
+        <w:t xml:space="preserve">Pago confirmado en Stripe → Power BI Subscriptions crea carpeta Drive → comparte plantillas → agrega a grupo WhatsApp → registra en Notion como 'Alumno Activo' → envía email de bienvenida con calendario.</w:t>
       </w:r>
     </w:p>
     <w:p>
@@ -4677,7 +4677,7 @@
           <w:sz w:val="22"/>
           <w:szCs w:val="22"/>
         </w:rPr>
-        <w:t xml:space="preserve">Cada lunes 8am: n8n consulta Notion CRM → calcula KPIs (leads, conversión, alumnos activos, ingreso semanal) → genera dashboard PNG → envía al WhatsApp del instructor con resumen.</w:t>
+        <w:t xml:space="preserve">Cada lunes 8am: Power BI Subscriptions consulta Notion CRM → calcula KPIs (leads, conversión, alumnos activos, ingreso semanal) → genera dashboard PNG → envía al WhatsApp del instructor con resumen.</w:t>
       </w:r>
     </w:p>
     <w:p>
@@ -4856,7 +4856,7 @@
                 <w:sz w:val="20"/>
                 <w:szCs w:val="20"/>
               </w:rPr>
-              <w:t xml:space="preserve">n8n self-hosted (Hetzner)</w:t>
+              <w:t xml:space="preserve">Power BI Subscriptions self-hosted (Hetzner)</w:t>
             </w:r>
           </w:p>
         </w:tc>
@@ -5319,7 +5319,7 @@
                 <w:sz w:val="20"/>
                 <w:szCs w:val="20"/>
               </w:rPr>
-              <w:t xml:space="preserve">Envío emails desde n8n</w:t>
+              <w:t xml:space="preserve">Envío emails desde Power BI Subscriptions</w:t>
             </w:r>
           </w:p>
         </w:tc>
@@ -5391,7 +5391,7 @@
                 <w:sz w:val="20"/>
                 <w:szCs w:val="20"/>
               </w:rPr>
-              <w:t xml:space="preserve">Anthropic Claude API</w:t>
+              <w:t xml:space="preserve">Smart Narrative API</w:t>
             </w:r>
           </w:p>
         </w:tc>
@@ -8650,7 +8650,7 @@
           <w:sz w:val="22"/>
           <w:szCs w:val="22"/>
         </w:rPr>
-        <w:t xml:space="preserve">Asunto: 'Power BI ya no es suficiente. El stack 2026 es: BI + Fabric + Python + AI agents.'</w:t>
+        <w:t xml:space="preserve">Asunto: 'Power BI ya no es suficiente. El stack 2026 es: BI + Power BI Premium + Python + AI agents.'</w:t>
       </w:r>
     </w:p>
     <w:p>
@@ -8669,9 +8669,9 @@
 Power BI ya no es suficiente.
 El arquitecto BI 2026 maneja:
 → Power BI Pro/Premium
-→ Microsoft Fabric + Direct Lake
-→ Python (sempy + pandas)
-→ AI agents (n8n + Claude)
+→ Power BI Premium + Premium Capacity
+→ Python (DAX Studio + pandas)
+→ AI agents (Power BI Subscriptions + Claude)
 → CI/CD con GitHub Actions
 → Retainer mensual ($15-30K MXN)
 Si ya dominas Power BI y quieres TODO el stack — comenta 'PREMIUM'.</w:t>
@@ -8763,7 +8763,7 @@
           <w:sz w:val="22"/>
           <w:szCs w:val="22"/>
         </w:rPr>
-        <w:t xml:space="preserve">'Hola [Nombre], soy de 2BI. Vi tu LinkedIn — eres [puesto]. Pregunta directa: ¿ya estás trabajando con Microsoft Fabric o sigues solo con Power BI? — Trabajo con consultores senior que están haciendo el upgrade al stack completo: Fabric + Python + AI. ¿Te agendo 30 min para mostrarte cómo se ve eso?'</w:t>
+        <w:t xml:space="preserve">'Hola [Nombre], soy de 2BI. Vi tu LinkedIn — eres [puesto]. Pregunta directa: ¿ya estás trabajando con Power BI Premium o sigues solo con Power BI? — Trabajo con consultores senior que están haciendo el upgrade al stack completo: Power BI Premium + Python + AI. ¿Te agendo 30 min para mostrarte cómo se ve eso?'</w:t>
       </w:r>
     </w:p>
     <w:p>
@@ -9057,7 +9057,7 @@
                 <w:sz w:val="20"/>
                 <w:szCs w:val="20"/>
               </w:rPr>
-              <w:t xml:space="preserve">Fabric/Copilot evolucionan rápido</w:t>
+              <w:t xml:space="preserve">Power BI Premium/Copilot evolucionan rápido</w:t>
             </w:r>
           </w:p>
         </w:tc>
@@ -9650,7 +9650,7 @@
           <w:sz w:val="22"/>
           <w:szCs w:val="22"/>
         </w:rPr>
-        <w:t xml:space="preserve">[ ] n8n con flujo de captura B2C funcionando.</w:t>
+        <w:t xml:space="preserve">[ ] Power BI Subscriptions con flujo de captura B2C funcionando.</w:t>
       </w:r>
     </w:p>
     <w:p>

--- a/scorecard-General/PAGINA-2BI/academia/materiales/09_Premium_Plan_Negocio.docx
+++ b/scorecard-General/PAGINA-2BI/academia/materiales/09_Premium_Plan_Negocio.docx
@@ -4613,7 +4613,7 @@
           <w:sz w:val="22"/>
           <w:szCs w:val="22"/>
         </w:rPr>
-        <w:t xml:space="preserve">Calendly → webhook → Power BI Subscriptions agrega evento al Google Calendar + envía email de confirmación con cuestionario diagnóstico (Tally) → 24 hrs antes manda reminder → al finalizar, dispara email de propuesta automática usando datos del cuestionario + LLM (Claude Sonnet) que personaliza el saludo.</w:t>
+        <w:t xml:space="preserve">Calendly agenda la sesión y envía confirmación con cuestionario diagnóstico (Tally). 24 hrs antes, reminder automático. Al cierre, propuesta personalizada plantilla DOCX usando los datos del cuestionario.</w:t>
       </w:r>
     </w:p>
     <w:p>
@@ -8671,7 +8671,7 @@
 → Power BI Pro/Premium
 → Power BI Premium + Premium Capacity
 → Python (DAX Studio + pandas)
-→ AI agents (Power BI Subscriptions + Claude)
+→ AI agents (Power BI Subscriptions + Smart Narrative)
 → CI/CD con GitHub Actions
 → Retainer mensual ($15-30K MXN)
 Si ya dominas Power BI y quieres TODO el stack — comenta 'PREMIUM'.</w:t>
